--- a/docs/manuals-docx/15-tester-manual-journey-c.docx
+++ b/docs/manuals-docx/15-tester-manual-journey-c.docx
@@ -2781,6 +2781,26 @@
           <w:sz w:val="22"/>
           <w:szCs w:val="22"/>
         </w:rPr>
+        <w:t xml:space="preserve"> หรือ </w:t>
+      </w:r>
+      <w:r>
+        <w:rPr>
+          <w:rFonts w:ascii="Sarabun" w:hAnsi="Sarabun" w:cs="Sarabun" w:eastAsia="Sarabun"/>
+          <w:color w:val="1A1E33"/>
+          <w:sz w:val="22"/>
+          <w:szCs w:val="22"/>
+          <w:b w:val="1"/>
+          <w:bCs w:val="1"/>
+        </w:rPr>
+        <w:t>,</w:t>
+      </w:r>
+      <w:r>
+        <w:rPr>
+          <w:rFonts w:ascii="Sarabun" w:hAnsi="Sarabun" w:cs="Sarabun" w:eastAsia="Sarabun"/>
+          <w:color w:val="1A1E33"/>
+          <w:sz w:val="22"/>
+          <w:szCs w:val="22"/>
+        </w:rPr>
         <w:t xml:space="preserve"> คำนั้นจะกลายเป็นป้ายคำ พิมพ์เพิ่มได้เรื่อย ๆ ต้องมีอย่างน้อย 1 คำ และรวมกันไม่เกิน 200 ตัวอักษร (มีตัวนับบอกว่าเหลือกี่ตัว)</w:t>
       </w:r>
     </w:p>
@@ -2810,16 +2830,16 @@
           <w:b w:val="1"/>
           <w:bCs w:val="1"/>
         </w:rPr>
-        <w:t>รายละเอียด</w:t>
-      </w:r>
-      <w:r>
-        <w:rPr>
-          <w:rFonts w:ascii="Sarabun" w:hAnsi="Sarabun" w:cs="Sarabun" w:eastAsia="Sarabun"/>
-          <w:color w:val="1A1E33"/>
-          <w:sz w:val="22"/>
-          <w:szCs w:val="22"/>
-        </w:rPr>
-        <w:t xml:space="preserve"> และ </w:t>
+        <w:t>รายการข้อมูล (ฟิลด์ข้อมูล) ที่ประสงค์จะนำส่ง</w:t>
+      </w:r>
+      <w:r>
+        <w:rPr>
+          <w:rFonts w:ascii="Sarabun" w:hAnsi="Sarabun" w:cs="Sarabun" w:eastAsia="Sarabun"/>
+          <w:color w:val="1A1E33"/>
+          <w:sz w:val="22"/>
+          <w:szCs w:val="22"/>
+        </w:rPr>
+        <w:t xml:space="preserve"> กรอกแบบเดียวกับคำสำคัญ — พิมพ์ชื่อฟิลด์ ทีละชื่อแล้วกด </w:t>
       </w:r>
       <w:r>
         <w:rPr>
@@ -2830,16 +2850,16 @@
           <w:b w:val="1"/>
           <w:bCs w:val="1"/>
         </w:rPr>
-        <w:t>วัตถุประสงค์</w:t>
-      </w:r>
-      <w:r>
-        <w:rPr>
-          <w:rFonts w:ascii="Sarabun" w:hAnsi="Sarabun" w:cs="Sarabun" w:eastAsia="Sarabun"/>
-          <w:color w:val="1A1E33"/>
-          <w:sz w:val="22"/>
-          <w:szCs w:val="22"/>
-        </w:rPr>
-        <w:t xml:space="preserve"> ต้องยาวอย่างน้อย </w:t>
+        <w:t>Enter</w:t>
+      </w:r>
+      <w:r>
+        <w:rPr>
+          <w:rFonts w:ascii="Sarabun" w:hAnsi="Sarabun" w:cs="Sarabun" w:eastAsia="Sarabun"/>
+          <w:color w:val="1A1E33"/>
+          <w:sz w:val="22"/>
+          <w:szCs w:val="22"/>
+        </w:rPr>
+        <w:t xml:space="preserve"> หรือ </w:t>
       </w:r>
       <w:r>
         <w:rPr>
@@ -2850,16 +2870,163 @@
           <w:b w:val="1"/>
           <w:bCs w:val="1"/>
         </w:rPr>
+        <w:t>,</w:t>
+      </w:r>
+      <w:r>
+        <w:rPr>
+          <w:rFonts w:ascii="Sarabun" w:hAnsi="Sarabun" w:cs="Sarabun" w:eastAsia="Sarabun"/>
+          <w:color w:val="1A1E33"/>
+          <w:sz w:val="22"/>
+          <w:szCs w:val="22"/>
+        </w:rPr>
+        <w:t xml:space="preserve"> ชื่อนั้นจะกลายเป็นป้ายคำที่ลบทีละชื่อได้ ต้องมีอย่างน้อย 1 ฟิลด์ และรวมกันไม่เกิน 1,000 ตัวอักษร</w:t>
+      </w:r>
+    </w:p>
+    <w:p>
+      <w:pPr>
+        <w:spacing w:before="0" w:after="80" w:lineRule="auto" w:line="348"/>
+        <w:ind w:left="482" w:hanging="312"/>
+        <w:jc w:val="left"/>
+      </w:pPr>
+      <w:r>
+        <w:rPr>
+          <w:rFonts w:ascii="Sarabun" w:hAnsi="Sarabun" w:cs="Sarabun" w:eastAsia="Sarabun"/>
+          <w:color w:val="E5775A"/>
+          <w:sz w:val="22"/>
+          <w:szCs w:val="22"/>
+          <w:b w:val="1"/>
+          <w:bCs w:val="1"/>
+        </w:rPr>
+        <w:t xml:space="preserve">•  </w:t>
+      </w:r>
+      <w:r>
+        <w:rPr>
+          <w:rFonts w:ascii="Sarabun" w:hAnsi="Sarabun" w:cs="Sarabun" w:eastAsia="Sarabun"/>
+          <w:color w:val="1A1E33"/>
+          <w:sz w:val="22"/>
+          <w:szCs w:val="22"/>
+          <w:b w:val="1"/>
+          <w:bCs w:val="1"/>
+        </w:rPr>
+        <w:t>รายละเอียด</w:t>
+      </w:r>
+      <w:r>
+        <w:rPr>
+          <w:rFonts w:ascii="Sarabun" w:hAnsi="Sarabun" w:cs="Sarabun" w:eastAsia="Sarabun"/>
+          <w:color w:val="1A1E33"/>
+          <w:sz w:val="22"/>
+          <w:szCs w:val="22"/>
+        </w:rPr>
+        <w:t xml:space="preserve"> ต้องยาวอย่างน้อย </w:t>
+      </w:r>
+      <w:r>
+        <w:rPr>
+          <w:rFonts w:ascii="Sarabun" w:hAnsi="Sarabun" w:cs="Sarabun" w:eastAsia="Sarabun"/>
+          <w:color w:val="1A1E33"/>
+          <w:sz w:val="22"/>
+          <w:szCs w:val="22"/>
+          <w:b w:val="1"/>
+          <w:bCs w:val="1"/>
+        </w:rPr>
         <w:t>30 ตัวอักษร</w:t>
       </w:r>
-      <w:r>
-        <w:rPr>
-          <w:rFonts w:ascii="Sarabun" w:hAnsi="Sarabun" w:cs="Sarabun" w:eastAsia="Sarabun"/>
-          <w:color w:val="1A1E33"/>
-          <w:sz w:val="22"/>
-          <w:szCs w:val="22"/>
-        </w:rPr>
-        <w:t xml:space="preserve"> ต่อช่อง</w:t>
+    </w:p>
+    <w:p>
+      <w:pPr>
+        <w:spacing w:before="0" w:after="80" w:lineRule="auto" w:line="348"/>
+        <w:ind w:left="482" w:hanging="312"/>
+        <w:jc w:val="left"/>
+      </w:pPr>
+      <w:r>
+        <w:rPr>
+          <w:rFonts w:ascii="Sarabun" w:hAnsi="Sarabun" w:cs="Sarabun" w:eastAsia="Sarabun"/>
+          <w:color w:val="E5775A"/>
+          <w:sz w:val="22"/>
+          <w:szCs w:val="22"/>
+          <w:b w:val="1"/>
+          <w:bCs w:val="1"/>
+        </w:rPr>
+        <w:t xml:space="preserve">•  </w:t>
+      </w:r>
+      <w:r>
+        <w:rPr>
+          <w:rFonts w:ascii="Sarabun" w:hAnsi="Sarabun" w:cs="Sarabun" w:eastAsia="Sarabun"/>
+          <w:color w:val="1A1E33"/>
+          <w:sz w:val="22"/>
+          <w:szCs w:val="22"/>
+          <w:b w:val="1"/>
+          <w:bCs w:val="1"/>
+        </w:rPr>
+        <w:t>วัตถุประสงค์</w:t>
+      </w:r>
+      <w:r>
+        <w:rPr>
+          <w:rFonts w:ascii="Sarabun" w:hAnsi="Sarabun" w:cs="Sarabun" w:eastAsia="Sarabun"/>
+          <w:color w:val="1A1E33"/>
+          <w:sz w:val="22"/>
+          <w:szCs w:val="22"/>
+        </w:rPr>
+        <w:t xml:space="preserve"> เป็นกล่องติ๊ก </w:t>
+      </w:r>
+      <w:r>
+        <w:rPr>
+          <w:rFonts w:ascii="Sarabun" w:hAnsi="Sarabun" w:cs="Sarabun" w:eastAsia="Sarabun"/>
+          <w:color w:val="1A1E33"/>
+          <w:sz w:val="22"/>
+          <w:szCs w:val="22"/>
+          <w:b w:val="1"/>
+          <w:bCs w:val="1"/>
+        </w:rPr>
+        <w:t>เลือกได้มากกว่า 1 ข้อ</w:t>
+      </w:r>
+      <w:r>
+        <w:rPr>
+          <w:rFonts w:ascii="Sarabun" w:hAnsi="Sarabun" w:cs="Sarabun" w:eastAsia="Sarabun"/>
+          <w:color w:val="1A1E33"/>
+          <w:sz w:val="22"/>
+          <w:szCs w:val="22"/>
+        </w:rPr>
+        <w:t xml:space="preserve"> (ยุทธศาสตร์ชาติ · มติคณะรัฐมนตรี · เพื่อการให้บริการประชาชน · …) ต้องติ๊กอย่างน้อย 1 ข้อ ถ้าติ๊ก </w:t>
+      </w:r>
+      <w:r>
+        <w:rPr>
+          <w:rFonts w:ascii="Sarabun" w:hAnsi="Sarabun" w:cs="Sarabun" w:eastAsia="Sarabun"/>
+          <w:color w:val="1A1E33"/>
+          <w:sz w:val="22"/>
+          <w:szCs w:val="22"/>
+          <w:b w:val="1"/>
+          <w:bCs w:val="1"/>
+        </w:rPr>
+        <w:t>อื่น ๆ</w:t>
+      </w:r>
+      <w:r>
+        <w:rPr>
+          <w:rFonts w:ascii="Sarabun" w:hAnsi="Sarabun" w:cs="Sarabun" w:eastAsia="Sarabun"/>
+          <w:color w:val="1A1E33"/>
+          <w:sz w:val="22"/>
+          <w:szCs w:val="22"/>
+        </w:rPr>
+        <w:t xml:space="preserve"> จะมีช่อง </w:t>
+      </w:r>
+      <w:r>
+        <w:rPr>
+          <w:rFonts w:ascii="Sarabun" w:hAnsi="Sarabun" w:cs="Sarabun" w:eastAsia="Sarabun"/>
+          <w:color w:val="1A1E33"/>
+          <w:sz w:val="22"/>
+          <w:szCs w:val="22"/>
+          <w:b w:val="1"/>
+          <w:bCs w:val="1"/>
+        </w:rPr>
+        <w:t>ระบุวัตถุประสงค์อื่น ๆ</w:t>
+      </w:r>
+      <w:r>
+        <w:rPr>
+          <w:rFonts w:ascii="Sarabun" w:hAnsi="Sarabun" w:cs="Sarabun" w:eastAsia="Sarabun"/>
+          <w:color w:val="1A1E33"/>
+          <w:sz w:val="22"/>
+          <w:szCs w:val="22"/>
+        </w:rPr>
+        <w:t xml:space="preserve"> โผล่ขึ้นมาและบังคับกรอก (ไม่เกิน 200 ตัวอักษร) — เอาติ๊กออกช่องนั้นหายไป</w:t>
       </w:r>
     </w:p>
     <w:p>
@@ -8433,7 +8600,7 @@
           <w:sz w:val="22"/>
           <w:szCs w:val="22"/>
         </w:rPr>
-        <w:t>คำสำคัญ: พิมพ์แล้วกด Enter กลายเป็นป้ายคำ ลบได้ และตัวนับตัวอักษรลดลงถูกต้อง</w:t>
+        <w:t>คำสำคัญ: พิมพ์แล้วกด Enter หรือ , กลายเป็นป้ายคำ ลบได้ และตัวนับตัวอักษรลดลงถูกต้อง</w:t>
       </w:r>
     </w:p>
     <w:p>
@@ -8467,11 +8634,45 @@
           <w:sz w:val="22"/>
           <w:szCs w:val="22"/>
         </w:rPr>
-        <w:t xml:space="preserve">รายละเอียดหรือวัตถุประสงค์สั้นกว่า 30 ตัวอักษร </w:t>
-      </w:r>
+        <w:t>รายการข้อมูล (ฟิลด์ข้อมูล): พิมพ์ชื่อฟิลด์แล้วกด Enter หรือ , กลายเป็นป้ายคำเหมือนคำสำคัญ ลบทีละชื่อได้ และหน้ารายละเอียดคำขอแสดงชื่อฟิลด์คั่นด้วย ·</w:t>
+      </w:r>
+    </w:p>
+    <w:p>
+      <w:pPr>
+        <w:spacing w:before="0" w:after="80" w:lineRule="auto" w:line="348"/>
+        <w:ind w:left="482" w:hanging="312"/>
+        <w:jc w:val="left"/>
+      </w:pPr>
       <w:r>
         <w:rPr>
           <w:rFonts w:ascii="DejaVu Sans" w:hAnsi="DejaVu Sans" w:cs="DejaVu Sans" w:eastAsia="DejaVu Sans"/>
+          <w:color w:val="5C637A"/>
+          <w:sz w:val="22"/>
+          <w:szCs w:val="22"/>
+        </w:rPr>
+        <w:t>☐</w:t>
+      </w:r>
+      <w:r>
+        <w:rPr>
+          <w:rFonts w:ascii="Sarabun" w:hAnsi="Sarabun" w:cs="Sarabun" w:eastAsia="Sarabun"/>
+          <w:color w:val="5C637A"/>
+          <w:sz w:val="22"/>
+          <w:szCs w:val="22"/>
+        </w:rPr>
+        <w:t xml:space="preserve">  </w:t>
+      </w:r>
+      <w:r>
+        <w:rPr>
+          <w:rFonts w:ascii="Sarabun" w:hAnsi="Sarabun" w:cs="Sarabun" w:eastAsia="Sarabun"/>
+          <w:color w:val="1A1E33"/>
+          <w:sz w:val="22"/>
+          <w:szCs w:val="22"/>
+        </w:rPr>
+        <w:t xml:space="preserve">รายละเอียดสั้นกว่า 30 ตัวอักษร </w:t>
+      </w:r>
+      <w:r>
+        <w:rPr>
+          <w:rFonts w:ascii="DejaVu Sans" w:hAnsi="DejaVu Sans" w:cs="DejaVu Sans" w:eastAsia="DejaVu Sans"/>
           <w:color w:val="1A1E33"/>
           <w:sz w:val="22"/>
           <w:szCs w:val="22"/>
@@ -8486,6 +8687,112 @@
           <w:szCs w:val="22"/>
         </w:rPr>
         <w:t xml:space="preserve"> ไม่ผ่าน</w:t>
+      </w:r>
+    </w:p>
+    <w:p>
+      <w:pPr>
+        <w:spacing w:before="0" w:after="80" w:lineRule="auto" w:line="348"/>
+        <w:ind w:left="482" w:hanging="312"/>
+        <w:jc w:val="left"/>
+      </w:pPr>
+      <w:r>
+        <w:rPr>
+          <w:rFonts w:ascii="DejaVu Sans" w:hAnsi="DejaVu Sans" w:cs="DejaVu Sans" w:eastAsia="DejaVu Sans"/>
+          <w:color w:val="5C637A"/>
+          <w:sz w:val="22"/>
+          <w:szCs w:val="22"/>
+        </w:rPr>
+        <w:t>☐</w:t>
+      </w:r>
+      <w:r>
+        <w:rPr>
+          <w:rFonts w:ascii="Sarabun" w:hAnsi="Sarabun" w:cs="Sarabun" w:eastAsia="Sarabun"/>
+          <w:color w:val="5C637A"/>
+          <w:sz w:val="22"/>
+          <w:szCs w:val="22"/>
+        </w:rPr>
+        <w:t xml:space="preserve">  </w:t>
+      </w:r>
+      <w:r>
+        <w:rPr>
+          <w:rFonts w:ascii="Sarabun" w:hAnsi="Sarabun" w:cs="Sarabun" w:eastAsia="Sarabun"/>
+          <w:color w:val="1A1E33"/>
+          <w:sz w:val="22"/>
+          <w:szCs w:val="22"/>
+        </w:rPr>
+        <w:t xml:space="preserve">วัตถุประสงค์: ไม่ติ๊กเลย </w:t>
+      </w:r>
+      <w:r>
+        <w:rPr>
+          <w:rFonts w:ascii="DejaVu Sans" w:hAnsi="DejaVu Sans" w:cs="DejaVu Sans" w:eastAsia="DejaVu Sans"/>
+          <w:color w:val="1A1E33"/>
+          <w:sz w:val="22"/>
+          <w:szCs w:val="22"/>
+        </w:rPr>
+        <w:t>→</w:t>
+      </w:r>
+      <w:r>
+        <w:rPr>
+          <w:rFonts w:ascii="Sarabun" w:hAnsi="Sarabun" w:cs="Sarabun" w:eastAsia="Sarabun"/>
+          <w:color w:val="1A1E33"/>
+          <w:sz w:val="22"/>
+          <w:szCs w:val="22"/>
+        </w:rPr>
+        <w:t xml:space="preserve"> ไม่ผ่าน · ติ๊ก </w:t>
+      </w:r>
+      <w:r>
+        <w:rPr>
+          <w:rFonts w:ascii="Sarabun" w:hAnsi="Sarabun" w:cs="Sarabun" w:eastAsia="Sarabun"/>
+          <w:color w:val="1A1E33"/>
+          <w:sz w:val="22"/>
+          <w:szCs w:val="22"/>
+          <w:b w:val="1"/>
+          <w:bCs w:val="1"/>
+        </w:rPr>
+        <w:t>อื่น ๆ</w:t>
+      </w:r>
+      <w:r>
+        <w:rPr>
+          <w:rFonts w:ascii="Sarabun" w:hAnsi="Sarabun" w:cs="Sarabun" w:eastAsia="Sarabun"/>
+          <w:color w:val="1A1E33"/>
+          <w:sz w:val="22"/>
+          <w:szCs w:val="22"/>
+        </w:rPr>
+        <w:t xml:space="preserve"> แล้วมีช่องระบุโผล่และบังคับกรอก · เอาติ๊กออกช่องระบุหายไป · หน้ารายละเอียดแสดงข้อที่เลือกคั่นด้วย ·</w:t>
+      </w:r>
+    </w:p>
+    <w:p>
+      <w:pPr>
+        <w:spacing w:before="0" w:after="80" w:lineRule="auto" w:line="348"/>
+        <w:ind w:left="482" w:hanging="312"/>
+        <w:jc w:val="left"/>
+      </w:pPr>
+      <w:r>
+        <w:rPr>
+          <w:rFonts w:ascii="DejaVu Sans" w:hAnsi="DejaVu Sans" w:cs="DejaVu Sans" w:eastAsia="DejaVu Sans"/>
+          <w:color w:val="5C637A"/>
+          <w:sz w:val="22"/>
+          <w:szCs w:val="22"/>
+        </w:rPr>
+        <w:t>☐</w:t>
+      </w:r>
+      <w:r>
+        <w:rPr>
+          <w:rFonts w:ascii="Sarabun" w:hAnsi="Sarabun" w:cs="Sarabun" w:eastAsia="Sarabun"/>
+          <w:color w:val="5C637A"/>
+          <w:sz w:val="22"/>
+          <w:szCs w:val="22"/>
+        </w:rPr>
+        <w:t xml:space="preserve">  </w:t>
+      </w:r>
+      <w:r>
+        <w:rPr>
+          <w:rFonts w:ascii="Sarabun" w:hAnsi="Sarabun" w:cs="Sarabun" w:eastAsia="Sarabun"/>
+          <w:color w:val="1A1E33"/>
+          <w:sz w:val="22"/>
+          <w:szCs w:val="22"/>
+        </w:rPr>
+        <w:t>รูปแบบการนำส่งข้อมูลมี 5 ตัวเลือก (วางไฟล์ในพื้นที่ที่หน่วยงานกำหนด / ที่ BDI กำหนด · Database synchronization · Batch API · ผ่านระบบเชื่อมโยงข้อมูลอื่น) — ข้อสุดท้ายเปิดช่องชื่อระบบ</w:t>
       </w:r>
     </w:p>
     <w:p>
